--- a/Systems_and_Infrastructures.docx
+++ b/Systems_and_Infrastructures.docx
@@ -214,16 +214,8 @@
             </w:tcMar>
           </w:tcPr>
           <w:p>
-            <w:pPr>
-              <w:spacing w:before="0" w:after="0"/>
-            </w:pPr>
             <w:r>
-              <w:rPr>
-                <w:rFonts w:ascii="Segoe UI" w:hAnsi="Segoe UI"/>
-                <w:color w:val="0F172A"/>
-                <w:sz w:val="16"/>
-              </w:rPr>
-              <w:t>Transactional Email (Resend/SMTP), Real-Time Sockets, In-App Toast Stack</w:t>
+              <w:t>Transactional Email (Resend/SMTP), Web Push API, Background SW Push, Sockets, Toasts</w:t>
             </w:r>
           </w:p>
         </w:tc>
@@ -239,16 +231,8 @@
             </w:tcMar>
           </w:tcPr>
           <w:p>
-            <w:pPr>
-              <w:spacing w:before="0" w:after="0"/>
-            </w:pPr>
             <w:r>
-              <w:rPr>
-                <w:rFonts w:ascii="Consolas" w:hAnsi="Consolas"/>
-                <w:color w:val="4F46E5"/>
-                <w:sz w:val="15"/>
-              </w:rPr>
-              <w:t>emailService.js, socketUtil.js, Toast.tsx</w:t>
+              <w:t>emailService.js, sw.js, pushNotifications.ts, socketUtil.js</w:t>
             </w:r>
           </w:p>
         </w:tc>
@@ -264,16 +248,8 @@
             </w:tcMar>
           </w:tcPr>
           <w:p>
-            <w:pPr>
-              <w:spacing w:before="0" w:after="0"/>
-            </w:pPr>
             <w:r>
-              <w:rPr>
-                <w:rFonts w:ascii="Segoe UI" w:hAnsi="Segoe UI"/>
-                <w:color w:val="0F172A"/>
-                <w:sz w:val="16"/>
-              </w:rPr>
-              <w:t>Instant alerts for order milestones, pick-up readiness, password recovery, and staff queue sound prompts.</w:t>
+              <w:t>Full multi-channel alerts: OS background notifications on order status, email receipts, real-time socket events.</w:t>
             </w:r>
           </w:p>
         </w:tc>
@@ -317,16 +293,8 @@
             </w:tcMar>
           </w:tcPr>
           <w:p>
-            <w:pPr>
-              <w:spacing w:before="0" w:after="0"/>
-            </w:pPr>
             <w:r>
-              <w:rPr>
-                <w:rFonts w:ascii="Segoe UI" w:hAnsi="Segoe UI"/>
-                <w:color w:val="0F172A"/>
-                <w:sz w:val="16"/>
-              </w:rPr>
-              <w:t>Catalog Storefront, Cursive Monogram Preview, Cart Drawer, 1:1 Review Model</w:t>
+              <w:t>Storefront Catalog, Cursive Preview, OptimizedImage (WebP CDN), 1:1 Reviews</w:t>
             </w:r>
           </w:p>
         </w:tc>
@@ -342,16 +310,8 @@
             </w:tcMar>
           </w:tcPr>
           <w:p>
-            <w:pPr>
-              <w:spacing w:before="0" w:after="0"/>
-            </w:pPr>
             <w:r>
-              <w:rPr>
-                <w:rFonts w:ascii="Consolas" w:hAnsi="Consolas"/>
-                <w:color w:val="4F46E5"/>
-                <w:sz w:val="15"/>
-              </w:rPr>
-              <w:t>ProductModal.tsx, useBasketStore.ts, OrderReviewModal.tsx</w:t>
+              <w:t>OptimizedImage.tsx, imageOptimizer.ts, ProductModal.tsx</w:t>
             </w:r>
           </w:p>
         </w:tc>
@@ -367,16 +327,8 @@
             </w:tcMar>
           </w:tcPr>
           <w:p>
-            <w:pPr>
-              <w:spacing w:before="0" w:after="0"/>
-            </w:pPr>
             <w:r>
-              <w:rPr>
-                <w:rFonts w:ascii="Segoe UI" w:hAnsi="Segoe UI"/>
-                <w:color w:val="0F172A"/>
-                <w:sz w:val="16"/>
-              </w:rPr>
-              <w:t>Customer purchasing with live embroidery cursive lettering, thread color swatches, 25-char limit, and editable reviews.</w:t>
+              <w:t>Full responsive WebP image optimization, 25-char monogramming hoop boundary, and persistent cart.</w:t>
             </w:r>
           </w:p>
         </w:tc>
